--- a/edufocus-code/EduFocus_Rapport_Analyse.docx
+++ b/edufocus-code/EduFocus_Rapport_Analyse.docx
@@ -9534,8 +9534,8 @@
         </w:tblBorders>
       </w:tblPr>
       <w:tblGrid>
-        <w:gridCol w:w="1685"/>
-        <w:gridCol w:w="3744"/>
+        <w:gridCol w:w="2059"/>
+        <w:gridCol w:w="3370"/>
         <w:gridCol w:w="3931"/>
       </w:tblGrid>
       <w:tr>
@@ -9544,7 +9544,7 @@
         </w:trPr>
         <w:tc>
           <w:tcPr>
-            <w:tcW w:type="dxa" w:w="1685"/>
+            <w:tcW w:type="dxa" w:w="2059"/>
             <w:shd w:fill="1A4A6B" w:color="auto" w:val="clear"/>
             <w:tcMar>
               <w:top w:type="dxa" w:w="70"/>
@@ -9571,7 +9571,7 @@
         </w:tc>
         <w:tc>
           <w:tcPr>
-            <w:tcW w:type="dxa" w:w="3744"/>
+            <w:tcW w:type="dxa" w:w="3370"/>
             <w:shd w:fill="1A4A6B" w:color="auto" w:val="clear"/>
             <w:tcMar>
               <w:top w:type="dxa" w:w="70"/>
@@ -9627,34 +9627,34 @@
       <w:tr>
         <w:tc>
           <w:tcPr>
-            <w:tcW w:type="dxa" w:w="1685"/>
-            <w:shd w:fill="FFFFFF" w:color="auto" w:val="clear"/>
-            <w:tcMar>
-              <w:top w:type="dxa" w:w="70"/>
-              <w:left w:type="dxa" w:w="110"/>
-              <w:bottom w:type="dxa" w:w="70"/>
-              <w:right w:type="dxa" w:w="110"/>
-            </w:tcMar>
-          </w:tcPr>
-          <w:p>
-            <w:pPr>
-              <w:spacing w:after="0" w:line="240"/>
-            </w:pPr>
-            <w:r>
-              <w:rPr>
-                <w:b/>
-                <w:bCs/>
-                <w:color w:val="171B1F"/>
-                <w:sz w:val="18"/>
-                <w:szCs w:val="18"/>
-              </w:rPr>
-              <w:t xml:space="preserve">Exclusion</w:t>
-            </w:r>
-          </w:p>
-        </w:tc>
-        <w:tc>
-          <w:tcPr>
-            <w:tcW w:type="dxa" w:w="3744"/>
+            <w:tcW w:type="dxa" w:w="2059"/>
+            <w:shd w:fill="FFFFFF" w:color="auto" w:val="clear"/>
+            <w:tcMar>
+              <w:top w:type="dxa" w:w="70"/>
+              <w:left w:type="dxa" w:w="110"/>
+              <w:bottom w:type="dxa" w:w="70"/>
+              <w:right w:type="dxa" w:w="110"/>
+            </w:tcMar>
+          </w:tcPr>
+          <w:p>
+            <w:pPr>
+              <w:spacing w:after="0" w:line="240"/>
+            </w:pPr>
+            <w:r>
+              <w:rPr>
+                <w:b/>
+                <w:bCs/>
+                <w:color w:val="171B1F"/>
+                <w:sz w:val="18"/>
+                <w:szCs w:val="18"/>
+              </w:rPr>
+              <w:t xml:space="preserve">Exclusion et Volume élevé</w:t>
+            </w:r>
+          </w:p>
+        </w:tc>
+        <w:tc>
+          <w:tcPr>
+            <w:tcW w:type="dxa" w:w="3370"/>
             <w:shd w:fill="FFFFFF" w:color="auto" w:val="clear"/>
             <w:tcMar>
               <w:top w:type="dxa" w:w="70"/>
@@ -9702,7 +9702,7 @@
                 <w:sz w:val="18"/>
                 <w:szCs w:val="18"/>
               </w:rPr>
-              <w:t xml:space="preserve">Aucune offre n’existe</w:t>
+              <w:t xml:space="preserve">Voir la note ci-dessous</w:t>
             </w:r>
           </w:p>
         </w:tc>
@@ -9710,55 +9710,55 @@
       <w:tr>
         <w:tc>
           <w:tcPr>
-            <w:tcW w:type="dxa" w:w="1685"/>
-            <w:shd w:fill="F5F7F8" w:color="auto" w:val="clear"/>
-            <w:tcMar>
-              <w:top w:type="dxa" w:w="70"/>
-              <w:left w:type="dxa" w:w="110"/>
-              <w:bottom w:type="dxa" w:w="70"/>
-              <w:right w:type="dxa" w:w="110"/>
-            </w:tcMar>
-          </w:tcPr>
-          <w:p>
-            <w:pPr>
-              <w:spacing w:after="0" w:line="240"/>
-            </w:pPr>
-            <w:r>
-              <w:rPr>
-                <w:b/>
-                <w:bCs/>
-                <w:color w:val="171B1F"/>
-                <w:sz w:val="18"/>
-                <w:szCs w:val="18"/>
-              </w:rPr>
-              <w:t xml:space="preserve">Volume élevé</w:t>
-            </w:r>
-          </w:p>
-        </w:tc>
-        <w:tc>
-          <w:tcPr>
-            <w:tcW w:type="dxa" w:w="3744"/>
-            <w:shd w:fill="F5F7F8" w:color="auto" w:val="clear"/>
-            <w:tcMar>
-              <w:top w:type="dxa" w:w="70"/>
-              <w:left w:type="dxa" w:w="110"/>
-              <w:bottom w:type="dxa" w:w="70"/>
-              <w:right w:type="dxa" w:w="110"/>
-            </w:tcMar>
-          </w:tcPr>
-          <w:p>
-            <w:pPr>
-              <w:spacing w:after="0" w:line="240"/>
-            </w:pPr>
-            <w:r>
-              <w:rPr>
-                <w:b w:val="false"/>
-                <w:bCs w:val="false"/>
-                <w:color w:val="171B1F"/>
-                <w:sz w:val="18"/>
-                <w:szCs w:val="18"/>
-              </w:rPr>
-              <w:t xml:space="preserve">Salles supplémentaires, aucune école neuve</w:t>
+            <w:tcW w:type="dxa" w:w="2059"/>
+            <w:shd w:fill="F5F7F8" w:color="auto" w:val="clear"/>
+            <w:tcMar>
+              <w:top w:type="dxa" w:w="70"/>
+              <w:left w:type="dxa" w:w="110"/>
+              <w:bottom w:type="dxa" w:w="70"/>
+              <w:right w:type="dxa" w:w="110"/>
+            </w:tcMar>
+          </w:tcPr>
+          <w:p>
+            <w:pPr>
+              <w:spacing w:after="0" w:line="240"/>
+            </w:pPr>
+            <w:r>
+              <w:rPr>
+                <w:b/>
+                <w:bCs/>
+                <w:color w:val="171B1F"/>
+                <w:sz w:val="18"/>
+                <w:szCs w:val="18"/>
+              </w:rPr>
+              <w:t xml:space="preserve">Substitution</w:t>
+            </w:r>
+          </w:p>
+        </w:tc>
+        <w:tc>
+          <w:tcPr>
+            <w:tcW w:type="dxa" w:w="3370"/>
+            <w:shd w:fill="F5F7F8" w:color="auto" w:val="clear"/>
+            <w:tcMar>
+              <w:top w:type="dxa" w:w="70"/>
+              <w:left w:type="dxa" w:w="110"/>
+              <w:bottom w:type="dxa" w:w="70"/>
+              <w:right w:type="dxa" w:w="110"/>
+            </w:tcMar>
+          </w:tcPr>
+          <w:p>
+            <w:pPr>
+              <w:spacing w:after="0" w:line="240"/>
+            </w:pPr>
+            <w:r>
+              <w:rPr>
+                <w:b w:val="false"/>
+                <w:bCs w:val="false"/>
+                <w:color w:val="171B1F"/>
+                <w:sz w:val="18"/>
+                <w:szCs w:val="18"/>
+              </w:rPr>
+              <w:t xml:space="preserve">Classes passerelles, mahadras à certifier</w:t>
             </w:r>
           </w:p>
         </w:tc>
@@ -9785,90 +9785,63 @@
                 <w:sz w:val="18"/>
                 <w:szCs w:val="18"/>
               </w:rPr>
-              <w:t xml:space="preserve">L’offre existe, elle est saturée</w:t>
+              <w:t xml:space="preserve">On ne construit pas une école pour un enfant qui apprend déjà : il lui faut une équivalence, pas un bâtiment</w:t>
             </w:r>
           </w:p>
         </w:tc>
       </w:tr>
+    </w:tbl>
+    <w:p>
+      <w:pPr>
+        <w:spacing w:after="140"/>
+      </w:pPr>
+    </w:p>
+    <w:tbl>
+      <w:tblPr>
+        <w:tblW w:type="dxa" w:w="9360"/>
+        <w:tblBorders>
+          <w:top w:val="single" w:color="E2E6EA" w:sz="1"/>
+          <w:left w:val="single" w:color="C08A2E" w:sz="24"/>
+          <w:bottom w:val="single" w:color="E2E6EA" w:sz="1"/>
+          <w:right w:val="single" w:color="E2E6EA" w:sz="1"/>
+          <w:insideH w:val="none"/>
+          <w:insideV w:val="none"/>
+        </w:tblBorders>
+      </w:tblPr>
+      <w:tblGrid>
+        <w:gridCol w:w="9360"/>
+      </w:tblGrid>
       <w:tr>
         <w:tc>
           <w:tcPr>
-            <w:tcW w:type="dxa" w:w="1685"/>
-            <w:shd w:fill="FFFFFF" w:color="auto" w:val="clear"/>
-            <w:tcMar>
-              <w:top w:type="dxa" w:w="70"/>
-              <w:left w:type="dxa" w:w="110"/>
-              <w:bottom w:type="dxa" w:w="70"/>
-              <w:right w:type="dxa" w:w="110"/>
-            </w:tcMar>
-          </w:tcPr>
-          <w:p>
-            <w:pPr>
-              <w:spacing w:after="0" w:line="240"/>
-            </w:pPr>
-            <w:r>
-              <w:rPr>
-                <w:b/>
-                <w:bCs/>
-                <w:color w:val="171B1F"/>
-                <w:sz w:val="18"/>
-                <w:szCs w:val="18"/>
-              </w:rPr>
-              <w:t xml:space="preserve">Substitution</w:t>
-            </w:r>
-          </w:p>
-        </w:tc>
-        <w:tc>
-          <w:tcPr>
-            <w:tcW w:type="dxa" w:w="3744"/>
-            <w:shd w:fill="FFFFFF" w:color="auto" w:val="clear"/>
-            <w:tcMar>
-              <w:top w:type="dxa" w:w="70"/>
-              <w:left w:type="dxa" w:w="110"/>
-              <w:bottom w:type="dxa" w:w="70"/>
-              <w:right w:type="dxa" w:w="110"/>
-            </w:tcMar>
-          </w:tcPr>
-          <w:p>
-            <w:pPr>
-              <w:spacing w:after="0" w:line="240"/>
-            </w:pPr>
-            <w:r>
-              <w:rPr>
-                <w:b w:val="false"/>
-                <w:bCs w:val="false"/>
-                <w:color w:val="171B1F"/>
-                <w:sz w:val="18"/>
-                <w:szCs w:val="18"/>
-              </w:rPr>
-              <w:t xml:space="preserve">Classes passerelles, mahadras à certifier</w:t>
-            </w:r>
-          </w:p>
-        </w:tc>
-        <w:tc>
-          <w:tcPr>
-            <w:tcW w:type="dxa" w:w="3931"/>
-            <w:shd w:fill="FFFFFF" w:color="auto" w:val="clear"/>
-            <w:tcMar>
-              <w:top w:type="dxa" w:w="70"/>
-              <w:left w:type="dxa" w:w="110"/>
-              <w:bottom w:type="dxa" w:w="70"/>
-              <w:right w:type="dxa" w:w="110"/>
-            </w:tcMar>
-          </w:tcPr>
-          <w:p>
-            <w:pPr>
-              <w:spacing w:after="0" w:line="240"/>
-            </w:pPr>
-            <w:r>
-              <w:rPr>
-                <w:b w:val="false"/>
-                <w:bCs w:val="false"/>
-                <w:color w:val="171B1F"/>
-                <w:sz w:val="18"/>
-                <w:szCs w:val="18"/>
-              </w:rPr>
-              <w:t xml:space="preserve">On ne construit pas une école pour un enfant qui apprend déjà</w:t>
+            <w:tcW w:type="dxa" w:w="9360"/>
+            <w:shd w:fill="F5F7F8" w:color="auto" w:val="clear"/>
+            <w:tcMar>
+              <w:top w:type="dxa" w:w="140"/>
+              <w:left w:type="dxa" w:w="200"/>
+              <w:bottom w:type="dxa" w:w="140"/>
+              <w:right w:type="dxa" w:w="200"/>
+            </w:tcMar>
+          </w:tcPr>
+          <w:p>
+            <w:pPr>
+              <w:spacing w:after="0" w:line="276"/>
+            </w:pPr>
+            <w:r>
+              <w:rPr>
+                <w:b/>
+                <w:bCs/>
+                <w:sz w:val="20"/>
+                <w:szCs w:val="20"/>
+              </w:rPr>
+              <w:t xml:space="preserve">Pourquoi des constructions neuves dans les deux premiers cas.  </w:t>
+            </w:r>
+            <w:r>
+              <w:rPr>
+                <w:sz w:val="20"/>
+                <w:szCs w:val="20"/>
+              </w:rPr>
+              <w:t xml:space="preserve">Nous ne disposons d’aucune donnée sur la capacité résiduelle des écoles existantes. Supposer qu’elles pourraient absorber ces enfants serait une hypothèse que rien ne soutient. Si le ministère connaît les places disponibles, son besoin de construction sera inférieur au nôtre : notre chiffre est un majorant, et c’est volontaire.</w:t>
             </w:r>
           </w:p>
         </w:tc>
@@ -9889,7 +9862,7 @@
           <w:sz w:val="20"/>
           <w:szCs w:val="20"/>
         </w:rPr>
-        <w:t xml:space="preserve">À 100 000 places réparties au prorata : 2 508 salles, 2 508 enseignants, 140 écoles neuves, et 49 205 enfants à faire passer de la mahadra vers le formel. Si le ministère applique d’autres normes, il modifie les deux valeurs et l’ensemble se recalcule.</w:t>
+        <w:t xml:space="preserve">À 100 000 places réparties au prorata : 2 508 salles, 2 508 enseignants, 216 écoles neuves, et 49 205 enfants à faire passer de la mahadra vers le formel. Si le ministère applique d’autres normes, il modifie les deux valeurs et l’ensemble se recalcule.</w:t>
       </w:r>
     </w:p>
     <w:p>

--- a/edufocus-code/EduFocus_Rapport_Analyse.docx
+++ b/edufocus-code/EduFocus_Rapport_Analyse.docx
@@ -15,7 +15,7 @@
           <w:sz w:val="17"/>
           <w:szCs w:val="17"/>
         </w:rPr>
-        <w:t xml:space="preserve">INDABAX MAURITANIE 2026  ·  POPULATION &amp; DÉMOGRAPHIE</w:t>
+        <w:t xml:space="preserve">INDABAX MAURITANIE 2026  ·  ÉQUIPE DATASPHERE</w:t>
       </w:r>
     </w:p>
     <w:p>
